--- a/templates/ai-governance-policy-ccorp.docx
+++ b/templates/ai-governance-policy-ccorp.docx
@@ -4,6 +4,7 @@
   <w:body>
     <w:p>
       <w:pPr>
+        <w:pStyle w:val="GLInstructionBlock"/>
         <w:spacing w:after="240"/>
         <w:jc w:val="left"/>
       </w:pPr>
@@ -73,7 +74,7 @@
           <w:sz w:val="26"/>
           <w:szCs w:val="26"/>
         </w:rPr>
-        <w:t>[COMPANY NAME], INC.</w:t>
+        <w:t>{Company Name}, Inc.</w:t>
       </w:r>
     </w:p>
     <w:p>
@@ -90,7 +91,7 @@
           <w:sz w:val="22"/>
           <w:szCs w:val="22"/>
         </w:rPr>
-        <w:t>Adopted by the Board of Directors on [DATE]</w:t>
+        <w:t>Adopted by the Board of Directors on {Effective Date}</w:t>
       </w:r>
     </w:p>
     <w:p>
@@ -142,7 +143,7 @@
       </w:pPr>
       <w:r>
         <w:rPr/>
-        <w:t>This AI Governance Policy (this “Policy”) is adopted by the Board of Directors (the “Board”) of [COMPANY NAME], Inc. (the “Corporation”) under Article XII of the Corporation’s Bylaws. It governs the Corporation’s use of automated systems and artificial-intelligence systems that act as electronic agents of the Corporation (each, an “AI Agent”) within the meaning of the Uniform Electronic Transactions Act (or analogous state law) and the federal Electronic Signatures in Global and National Commerce Act. Actions taken by an AI Agent within the scope of authority granted under this Policy and the Bylaws are the binding acts of the Corporation.</w:t>
+        <w:t>This AI Governance Policy (this “Policy”) is adopted by the Board of Directors (the “Board”) of {Company Name}, Inc. (the “Corporation”) under Article XII of the Corporation’s Bylaws. It governs the Corporation’s use of automated systems and artificial-intelligence systems that act as electronic agents of the Corporation (each, an “AI Agent”) within the meaning of the Uniform Electronic Transactions Act (or analogous state law) and the federal Electronic Signatures in Global and National Commerce Act. Actions taken by an AI Agent within the scope of authority granted under this Policy and the Bylaws are the binding acts of the Corporation.</w:t>
       </w:r>
     </w:p>
     <w:p>
@@ -246,7 +247,7 @@
       </w:pPr>
       <w:r>
         <w:rPr/>
-        <w:t>The Board shall designate one or more officers, each a natural person, to supervise the AI Agent(s) (each, an “AI Oversight Officer”). The initial AI Oversight Officer is [NAME], who also serves as the Corporation’s sole director and as its President and Chief Executive Officer, Secretary, and Treasurer. The AI Oversight Officer is accountable for administering this Policy, maintaining the Audit Log, and reporting to the Board. The AI Agent is a tool of the Corporation and is not an officer or director.</w:t>
+        <w:t>The Board shall designate one or more officers, each a natural person, to supervise the AI Agent(s) (each, an “AI Oversight Officer”). The initial AI Oversight Officer is {AI Oversight Officer Name}, who also serves as the Corporation’s sole director and as its President and Chief Executive Officer, Secretary, and Treasurer. The AI Oversight Officer is accountable for administering this Policy, maintaining the Audit Log, and reporting to the Board. The AI Agent is a tool of the Corporation and is not an officer or director.</w:t>
       </w:r>
     </w:p>
     <w:p>
@@ -315,7 +316,7 @@
       </w:r>
       <w:r>
         <w:rPr/>
-        <w:t xml:space="preserve"> (including click-wrap agreements) in the ordinary course with a value at or below $[THRESHOLD]; (ii) purchase goods and services in the ordinary course within approved budgets; (iii) communicate with customers, vendors, and counterparties; (iv) create and maintain the Corporation’s books, records, and ordinary regulatory filings; and (v) initiate and receive payments within the limits on Schedule 2.</w:t>
+        <w:t xml:space="preserve"> (including click-wrap agreements) in the ordinary course with a value at or below {Contract Threshold}; (ii) purchase goods and services in the ordinary course within approved budgets; (iii) communicate with customers, vendors, and counterparties; (iv) create and maintain the Corporation’s books, records, and ordinary regulatory filings; and (v) initiate and receive payments within the limits on Schedule 2.</w:t>
       </w:r>
     </w:p>
     <w:p>
@@ -367,7 +368,7 @@
       </w:pPr>
       <w:r>
         <w:rPr/>
-        <w:t>The following require the advance approval of the AI Oversight Officer or another officer of the Corporation: (i) any contract with a value above $[THRESHOLD] or outside the ordinary course; (ii) engaging</w:t>
+        <w:t>The following require the advance approval of the AI Oversight Officer or another officer of the Corporation: (i) any contract with a value above {Contract Threshold} or outside the ordinary course; (ii) engaging</w:t>
       </w:r>
       <w:r>
         <w:rPr/>
@@ -831,8 +832,10 @@
         <w:rPr/>
       </w:pPr>
       <w:r>
-        <w:rPr/>
-        <w:t>______________________________</w:t>
+        <w:rPr>
+          <w:rStyle w:val="GLSignatureMarker"/>
+        </w:rPr>
+        <w:t>[[GL-SIGNATURE:director]]</w:t>
       </w:r>
     </w:p>
     <w:p>
@@ -843,7 +846,7 @@
       </w:pPr>
       <w:r>
         <w:rPr/>
-        <w:t>[NAME], Sole Director</w:t>
+        <w:t>{Director Name}, Sole Director</w:t>
       </w:r>
     </w:p>
     <w:p>
@@ -853,8 +856,10 @@
         <w:rPr/>
       </w:pPr>
       <w:r>
-        <w:rPr/>
-        <w:t>______________________________</w:t>
+        <w:rPr>
+          <w:rStyle w:val="GLSignatureMarker"/>
+        </w:rPr>
+        <w:t>[[GL-SIGNATURE:ai-oversight-officer]]</w:t>
       </w:r>
     </w:p>
     <w:p>
@@ -868,7 +873,7 @@
       </w:r>
       <w:r>
         <w:rPr/>
-        <w:t>[NAME], AI Oversight Officer</w:t>
+        <w:t>{AI Oversight Officer Name}, AI Oversight Officer</w:t>
       </w:r>
       <w:r>
         <w:rPr/>
@@ -936,8 +941,14 @@
         <w:rPr/>
       </w:r>
       <w:r>
-        <w:rPr/>
-        <w:t>[Identify each AI Agent in use — for example, the model and provider and the interface through which it acts (e.g., “the ‘Operator’ agent built on [provider]’s [model family], accessed via the company’s application”). Per Section 11, version updates within the same provider and model family are logged in the Audit Log and do not require re-adoption of this Policy.]</w:t>
+        <w:rPr>
+          <w:rStyle w:val="GLInstructionInline"/>
+        </w:rPr>
+        <w:t>[GL INSTRUCTION — Identify each AI Agent in use — for example, the model and provider and the interface through which it acts (e.g., “the ‘Operator’ agent built on [provider]’s [model family], accessed via the company’s application”). Per Section 11, version updates within the same provider and model family are logged in the Audit Log and do not require re-adoption of this Policy.]</w:t>
+      </w:r>
+      <w:r>
+        <w:rPr/>
+        <w:t xml:space="preserve"> {AI Agent Description}</w:t>
       </w:r>
     </w:p>
     <w:p>
@@ -984,8 +995,14 @@
         <w:rPr/>
       </w:r>
       <w:r>
-        <w:rPr/>
-        <w:t>[Set the dollar thresholds and category limits referenced in Sections 4–5 — e.g., per-contract and aggregate spending limits, payment limits, approved vendor or budget categories, and any matters that always require Officer or Board sign-off.]</w:t>
+        <w:rPr>
+          <w:rStyle w:val="GLInstructionInline"/>
+        </w:rPr>
+        <w:t>[GL INSTRUCTION — Set the dollar thresholds and category limits referenced in Sections 4–5 — e.g., per-contract and aggregate spending limits, payment limits, approved vendor or budget categories, and any matters that always require Officer or Board sign-off.]</w:t>
+      </w:r>
+      <w:r>
+        <w:rPr/>
+        <w:t xml:space="preserve"> {Authority Limits}</w:t>
       </w:r>
     </w:p>
     <w:sectPr>
@@ -1152,7 +1169,7 @@
         <w:sz w:val="20"/>
         <w:szCs w:val="20"/>
       </w:rPr>
-      <w:t>[COMPANY NAME], INC. — AI Governance Policy</w:t>
+      <w:t>{Company Name}, Inc. — AI Governance Policy</w:t>
     </w:r>
   </w:p>
 </w:hdr>
@@ -1174,7 +1191,7 @@
         <w:sz w:val="20"/>
         <w:szCs w:val="20"/>
       </w:rPr>
-      <w:t>[COMPANY NAME], INC. — AI Governance Policy</w:t>
+      <w:t>{Company Name}, Inc. — AI Governance Policy</w:t>
     </w:r>
   </w:p>
 </w:hdr>
@@ -1860,6 +1877,18 @@
         <w:right w:w="100" w:type="dxa"/>
       </w:tblCellMar>
     </w:tblPr>
+  </w:style>
+  <w:style w:type="paragraph" w:customStyle="1" w:styleId="GLInstructionBlock">
+    <w:name w:val="GL Instruction Block"/>
+    <w:basedOn w:val="Normal"/>
+  </w:style>
+  <w:style w:type="character" w:customStyle="1" w:styleId="GLInstructionInline">
+    <w:name w:val="GL Instruction Inline"/>
+    <w:basedOn w:val="DefaultParagraphFont"/>
+  </w:style>
+  <w:style w:type="character" w:customStyle="1" w:styleId="GLSignatureMarker">
+    <w:name w:val="GL Signature Marker"/>
+    <w:basedOn w:val="DefaultParagraphFont"/>
   </w:style>
 </w:styles>
 </file>
